--- a/tillsyn/A 2123-2026 tillsynsbegäran.docx
+++ b/tillsyn/A 2123-2026 tillsynsbegäran.docx
@@ -7,7 +7,7 @@
         <w:pStyle w:val="Title"/>
       </w:pPr>
       <w:r>
-        <w:t>Tillsynsbegäran – information om höga naturvärden i avverkningsanmälan A 2123-2026 i Ragunda kommun</w:t>
+        <w:t>Tillsynsbegäran – information om höga naturvärden och fridlysta arter i avverkningsanmälan A 2123-2026 i Ragunda kommun</w:t>
       </w:r>
     </w:p>
     <w:p>
@@ -22,7 +22,7 @@
       <w:r>
         <w:drawing>
           <wp:inline xmlns:a="http://schemas.openxmlformats.org/drawingml/2006/main" xmlns:pic="http://schemas.openxmlformats.org/drawingml/2006/picture">
-            <wp:extent cx="5486400" cy="2571632"/>
+            <wp:extent cx="5486400" cy="2820500"/>
             <wp:docPr id="1" name="Picture 1"/>
             <wp:cNvGraphicFramePr>
               <a:graphicFrameLocks noChangeAspect="1"/>
@@ -43,7 +43,7 @@
                   <pic:spPr>
                     <a:xfrm>
                       <a:off x="0" y="0"/>
-                      <a:ext cx="5486400" cy="2571632"/>
+                      <a:ext cx="5486400" cy="2820500"/>
                     </a:xfrm>
                     <a:prstGeom prst="rect"/>
                   </pic:spPr>
@@ -60,12 +60,12 @@
         <w:spacing w:after="240"/>
       </w:pPr>
       <w:r>
-        <w:t>Figur 1. Fyndplatser för naturvårdsarter inom 3 meter från avverkningsanmälan. Markörer utan svart kant är placerade på fyndplatsen. Markörer med svart kant är placerade vid sidan av fyndplatsen och har ett svart streck som visar fyndplatsens exakta position. Kartans mittpunktskoordinat är N 7010579, E 515002 i SWEREF 99 TM.</w:t>
+        <w:t>Figur 1. Fyndplatser för naturvårdsarter i och inom 4 meter från avverkningsanmälan. Markörer utan svart kant är placerade på fyndplatsen. Markörer med svart kant är placerade vid sidan av fyndplatsen och har ett svart streck som visar fyndplatsens exakta position. Kartans mittpunktskoordinat är N 7010579, E 515002 i SWEREF 99 TM.</w:t>
       </w:r>
     </w:p>
     <w:p>
       <w:r>
-        <w:t>Inom 3 meter från avverkningsanmälan finns fynd av 1 naturvårdsarter, varav 1 är rödlistad: klådris (NT). Se Figur 1.</w:t>
+        <w:t>I och inom 4 meter från avverkningsanmälan finns fynd av 10 naturvårdsarter, varav 6 är rödlistade, 3 är fridlysta och 3 är typiska (T): violett guldvinge (VU, §4a), ängsblåvinge (VU), berggräsfjäril (NT), klådris (NT), månlåsbräken (NT), slåtterfibbla (NT, T), bergsslok (T), kattfot (T), brudsporre (§8) och fläcknycklar (§8). Se Figur 1.</w:t>
       </w:r>
     </w:p>
     <w:p>
@@ -97,6 +97,84 @@
     <w:p>
       <w:r>
         <w:t>Nedan följer beskrivningar av de naturvårdsarter och fridlysta arter som har sina livsmiljöer och växtplatser i den avverkningsanmälda skogen. De påträffade naturvårdsarterna är ett tydligt kvitto på att det rör sig om en skog med höga naturvärden.</w:t>
+      </w:r>
+    </w:p>
+    <w:p>
+      <w:r>
+        <w:rPr>
+          <w:b/>
+        </w:rPr>
+        <w:t>Slåtterfibbla (NT)</w:t>
+      </w:r>
+      <w:r>
+        <w:t xml:space="preserve"> är typisk art för </w:t>
+      </w:r>
+      <w:r>
+        <w:rPr>
+          <w:i/>
+        </w:rPr>
+        <w:t xml:space="preserve">9060 Åsbarrskog, 9070 Trädklädd betesmark, 6530 Lövängar, 1610 Åsöar i Östersjön, 6230 Stagg-gräsmarker, 6270 Silikatgräsmarker </w:t>
+      </w:r>
+      <w:r>
+        <w:t>och</w:t>
+      </w:r>
+      <w:r>
+        <w:rPr>
+          <w:i/>
+        </w:rPr>
+        <w:t xml:space="preserve"> 6510 Slåtterängar i låglandet </w:t>
+      </w:r>
+      <w:r>
+        <w:t>(SLU Artdatabanken, 2025).</w:t>
+      </w:r>
+    </w:p>
+    <w:p>
+      <w:r>
+        <w:rPr>
+          <w:b/>
+        </w:rPr>
+        <w:t xml:space="preserve">Bergsslok </w:t>
+      </w:r>
+      <w:r>
+        <w:t xml:space="preserve">är typisk art för </w:t>
+      </w:r>
+      <w:r>
+        <w:rPr>
+          <w:i/>
+        </w:rPr>
+        <w:t>9190 Näringsfattig ekskog</w:t>
+      </w:r>
+      <w:r>
+        <w:t xml:space="preserve"> (SLU Artdatabanken, 2025).</w:t>
+      </w:r>
+    </w:p>
+    <w:p>
+      <w:r>
+        <w:rPr>
+          <w:b/>
+        </w:rPr>
+        <w:t xml:space="preserve">Kattfot </w:t>
+      </w:r>
+      <w:r>
+        <w:t xml:space="preserve">är typisk art för </w:t>
+      </w:r>
+      <w:r>
+        <w:rPr>
+          <w:i/>
+        </w:rPr>
+        <w:t>9060 Åsbarrskog, 9070 Trädklädd betesmark, 6530 Lövängar, 6170 Alpina kalkgräsmarker, 6230 Stagg-gräsmarker, 6520 Höglänta slåtterängar, 1610 Åsöar i Östersjön, 4030 Torra hedar, 5130 Enbuskmarker, 6270 Silikatgräsmarker, 6510 Slåtterängar i låglandet</w:t>
+      </w:r>
+      <w:r>
+        <w:t xml:space="preserve"> och </w:t>
+      </w:r>
+      <w:r>
+        <w:rPr>
+          <w:i/>
+        </w:rPr>
+        <w:t>8230 Hällmarkstorräng</w:t>
+      </w:r>
+      <w:r>
+        <w:t>. Kattfot är värdväxt för bland annat de rödlistade fjärilarna kattfotsfjädermott (VU), kattfotssmåstävmal (VU), kattfotssäckmal (VU) och leverplattmal (VU) (SLU Artdatabanken, 2026).</w:t>
       </w:r>
     </w:p>
     <w:sectPr>
@@ -227,7 +305,7 @@
     <w:r>
       <w:tab/>
       <w:tab/>
-      <w:t>2026-09-14</w:t>
+      <w:t>2026-09-15</w:t>
       <w:br/>
       <w:br/>
     </w:r>

--- a/tillsyn/A 2123-2026 tillsynsbegäran.docx
+++ b/tillsyn/A 2123-2026 tillsynsbegäran.docx
@@ -305,7 +305,7 @@
     <w:r>
       <w:tab/>
       <w:tab/>
-      <w:t>2026-09-15</w:t>
+      <w:t>2026-09-16</w:t>
       <w:br/>
       <w:br/>
     </w:r>

--- a/tillsyn/A 2123-2026 tillsynsbegäran.docx
+++ b/tillsyn/A 2123-2026 tillsynsbegäran.docx
@@ -305,7 +305,7 @@
     <w:r>
       <w:tab/>
       <w:tab/>
-      <w:t>2026-09-16</w:t>
+      <w:t>2026-09-17</w:t>
       <w:br/>
       <w:br/>
     </w:r>

--- a/tillsyn/A 2123-2026 tillsynsbegäran.docx
+++ b/tillsyn/A 2123-2026 tillsynsbegäran.docx
@@ -305,7 +305,7 @@
     <w:r>
       <w:tab/>
       <w:tab/>
-      <w:t>2026-09-17</w:t>
+      <w:t>2026-09-18</w:t>
       <w:br/>
       <w:br/>
     </w:r>

--- a/tillsyn/A 2123-2026 tillsynsbegäran.docx
+++ b/tillsyn/A 2123-2026 tillsynsbegäran.docx
@@ -305,7 +305,7 @@
     <w:r>
       <w:tab/>
       <w:tab/>
-      <w:t>2026-09-18</w:t>
+      <w:t>2026-09-19</w:t>
       <w:br/>
       <w:br/>
     </w:r>

--- a/tillsyn/A 2123-2026 tillsynsbegäran.docx
+++ b/tillsyn/A 2123-2026 tillsynsbegäran.docx
@@ -305,7 +305,7 @@
     <w:r>
       <w:tab/>
       <w:tab/>
-      <w:t>2026-09-19</w:t>
+      <w:t>2026-09-21</w:t>
       <w:br/>
       <w:br/>
     </w:r>

--- a/tillsyn/A 2123-2026 tillsynsbegäran.docx
+++ b/tillsyn/A 2123-2026 tillsynsbegäran.docx
@@ -305,7 +305,7 @@
     <w:r>
       <w:tab/>
       <w:tab/>
-      <w:t>2026-09-21</w:t>
+      <w:t>2026-09-23</w:t>
       <w:br/>
       <w:br/>
     </w:r>

--- a/tillsyn/A 2123-2026 tillsynsbegäran.docx
+++ b/tillsyn/A 2123-2026 tillsynsbegäran.docx
@@ -305,7 +305,7 @@
     <w:r>
       <w:tab/>
       <w:tab/>
-      <w:t>2026-09-23</w:t>
+      <w:t>2026-09-24</w:t>
       <w:br/>
       <w:br/>
     </w:r>

--- a/tillsyn/A 2123-2026 tillsynsbegäran.docx
+++ b/tillsyn/A 2123-2026 tillsynsbegäran.docx
@@ -305,7 +305,7 @@
     <w:r>
       <w:tab/>
       <w:tab/>
-      <w:t>2026-09-24</w:t>
+      <w:t>2026-09-25</w:t>
       <w:br/>
       <w:br/>
     </w:r>

--- a/tillsyn/A 2123-2026 tillsynsbegäran.docx
+++ b/tillsyn/A 2123-2026 tillsynsbegäran.docx
@@ -305,7 +305,7 @@
     <w:r>
       <w:tab/>
       <w:tab/>
-      <w:t>2026-09-25</w:t>
+      <w:t>2026-09-26</w:t>
       <w:br/>
       <w:br/>
     </w:r>

--- a/tillsyn/A 2123-2026 tillsynsbegäran.docx
+++ b/tillsyn/A 2123-2026 tillsynsbegäran.docx
@@ -305,7 +305,7 @@
     <w:r>
       <w:tab/>
       <w:tab/>
-      <w:t>2026-09-26</w:t>
+      <w:t>2026-09-27</w:t>
       <w:br/>
       <w:br/>
     </w:r>

--- a/tillsyn/A 2123-2026 tillsynsbegäran.docx
+++ b/tillsyn/A 2123-2026 tillsynsbegäran.docx
@@ -305,7 +305,7 @@
     <w:r>
       <w:tab/>
       <w:tab/>
-      <w:t>2026-09-27</w:t>
+      <w:t>2026-09-28</w:t>
       <w:br/>
       <w:br/>
     </w:r>

--- a/tillsyn/A 2123-2026 tillsynsbegäran.docx
+++ b/tillsyn/A 2123-2026 tillsynsbegäran.docx
@@ -305,7 +305,7 @@
     <w:r>
       <w:tab/>
       <w:tab/>
-      <w:t>2026-09-28</w:t>
+      <w:t>2026-09-29</w:t>
       <w:br/>
       <w:br/>
     </w:r>

--- a/tillsyn/A 2123-2026 tillsynsbegäran.docx
+++ b/tillsyn/A 2123-2026 tillsynsbegäran.docx
@@ -305,7 +305,7 @@
     <w:r>
       <w:tab/>
       <w:tab/>
-      <w:t>2026-09-29</w:t>
+      <w:t>2026-09-30</w:t>
       <w:br/>
       <w:br/>
     </w:r>

--- a/tillsyn/A 2123-2026 tillsynsbegäran.docx
+++ b/tillsyn/A 2123-2026 tillsynsbegäran.docx
@@ -65,7 +65,7 @@
     </w:p>
     <w:p>
       <w:r>
-        <w:t>I och inom 4 meter från avverkningsanmälan finns fynd av 10 naturvårdsarter, varav 6 är rödlistade, 3 är fridlysta och 3 är typiska (T): violett guldvinge (VU, §4a), ängsblåvinge (VU), berggräsfjäril (NT), klådris (NT), månlåsbräken (NT), slåtterfibbla (NT, T), bergsslok (T), kattfot (T), brudsporre (§8) och fläcknycklar (§8). Se Figur 1.</w:t>
+        <w:t>I och inom 4 meter från avverkningsanmälan finns fynd av 11 naturvårdsarter, varav 6 är rödlistade, 4 är fridlysta, 4 är typiska (T) och 1 är signalart (S): violett guldvinge (VU, §4a), ängsblåvinge (VU), berggräsfjäril (NT), klådris (NT), månlåsbräken (NT), slåtterfibbla (NT, T), grönkulla (S, T, §8), bergsslok (T), kattfot (T), brudsporre (§8) och fläcknycklar (§8). Se Figur 1.</w:t>
       </w:r>
     </w:p>
     <w:p>
@@ -123,6 +123,35 @@
           <w:i/>
         </w:rPr>
         <w:t xml:space="preserve"> 6510 Slåtterängar i låglandet </w:t>
+      </w:r>
+      <w:r>
+        <w:t>(SLU Artdatabanken, 2025).</w:t>
+      </w:r>
+    </w:p>
+    <w:p>
+      <w:r>
+        <w:rPr>
+          <w:b/>
+        </w:rPr>
+        <w:t xml:space="preserve">Grönkulla (§8) </w:t>
+      </w:r>
+      <w:r>
+        <w:t xml:space="preserve">är typisk art för </w:t>
+      </w:r>
+      <w:r>
+        <w:rPr>
+          <w:i/>
+        </w:rPr>
+        <w:t xml:space="preserve">9040 Fjällbjörkskog, 9070 Trädklädd betesmark, 6170 Alpina kalkgräsmarker, 6520 Höglänta slåtterängar </w:t>
+      </w:r>
+      <w:r>
+        <w:t>och</w:t>
+      </w:r>
+      <w:r>
+        <w:rPr>
+          <w:i/>
+        </w:rPr>
+        <w:t xml:space="preserve"> 6210 Kalkgräsmarker </w:t>
       </w:r>
       <w:r>
         <w:t>(SLU Artdatabanken, 2025).</w:t>
@@ -305,7 +334,7 @@
     <w:r>
       <w:tab/>
       <w:tab/>
-      <w:t>2026-09-30</w:t>
+      <w:t>2026-10-01</w:t>
       <w:br/>
       <w:br/>
     </w:r>

--- a/tillsyn/A 2123-2026 tillsynsbegäran.docx
+++ b/tillsyn/A 2123-2026 tillsynsbegäran.docx
@@ -334,7 +334,7 @@
     <w:r>
       <w:tab/>
       <w:tab/>
-      <w:t>2026-10-01</w:t>
+      <w:t>2026-10-02</w:t>
       <w:br/>
       <w:br/>
     </w:r>

--- a/tillsyn/A 2123-2026 tillsynsbegäran.docx
+++ b/tillsyn/A 2123-2026 tillsynsbegäran.docx
@@ -334,7 +334,7 @@
     <w:r>
       <w:tab/>
       <w:tab/>
-      <w:t>2026-10-02</w:t>
+      <w:t>2026-10-03</w:t>
       <w:br/>
       <w:br/>
     </w:r>

--- a/tillsyn/A 2123-2026 tillsynsbegäran.docx
+++ b/tillsyn/A 2123-2026 tillsynsbegäran.docx
@@ -334,7 +334,7 @@
     <w:r>
       <w:tab/>
       <w:tab/>
-      <w:t>2026-10-03</w:t>
+      <w:t>2026-10-04</w:t>
       <w:br/>
       <w:br/>
     </w:r>

--- a/tillsyn/A 2123-2026 tillsynsbegäran.docx
+++ b/tillsyn/A 2123-2026 tillsynsbegäran.docx
@@ -334,7 +334,7 @@
     <w:r>
       <w:tab/>
       <w:tab/>
-      <w:t>2026-10-04</w:t>
+      <w:t>2026-10-05</w:t>
       <w:br/>
       <w:br/>
     </w:r>

--- a/tillsyn/A 2123-2026 tillsynsbegäran.docx
+++ b/tillsyn/A 2123-2026 tillsynsbegäran.docx
@@ -334,7 +334,7 @@
     <w:r>
       <w:tab/>
       <w:tab/>
-      <w:t>2026-10-05</w:t>
+      <w:t>2026-10-06</w:t>
       <w:br/>
       <w:br/>
     </w:r>

--- a/tillsyn/A 2123-2026 tillsynsbegäran.docx
+++ b/tillsyn/A 2123-2026 tillsynsbegäran.docx
@@ -334,7 +334,7 @@
     <w:r>
       <w:tab/>
       <w:tab/>
-      <w:t>2026-10-06</w:t>
+      <w:t>2026-10-07</w:t>
       <w:br/>
       <w:br/>
     </w:r>

--- a/tillsyn/A 2123-2026 tillsynsbegäran.docx
+++ b/tillsyn/A 2123-2026 tillsynsbegäran.docx
@@ -334,7 +334,7 @@
     <w:r>
       <w:tab/>
       <w:tab/>
-      <w:t>2026-10-07</w:t>
+      <w:t>2026-10-08</w:t>
       <w:br/>
       <w:br/>
     </w:r>

--- a/tillsyn/A 2123-2026 tillsynsbegäran.docx
+++ b/tillsyn/A 2123-2026 tillsynsbegäran.docx
@@ -334,7 +334,7 @@
     <w:r>
       <w:tab/>
       <w:tab/>
-      <w:t>2026-10-08</w:t>
+      <w:t>2026-10-09</w:t>
       <w:br/>
       <w:br/>
     </w:r>

--- a/tillsyn/A 2123-2026 tillsynsbegäran.docx
+++ b/tillsyn/A 2123-2026 tillsynsbegäran.docx
@@ -334,7 +334,7 @@
     <w:r>
       <w:tab/>
       <w:tab/>
-      <w:t>2026-10-09</w:t>
+      <w:t>2026-10-10</w:t>
       <w:br/>
       <w:br/>
     </w:r>

--- a/tillsyn/A 2123-2026 tillsynsbegäran.docx
+++ b/tillsyn/A 2123-2026 tillsynsbegäran.docx
@@ -334,7 +334,7 @@
     <w:r>
       <w:tab/>
       <w:tab/>
-      <w:t>2026-10-10</w:t>
+      <w:t>2026-10-11</w:t>
       <w:br/>
       <w:br/>
     </w:r>

--- a/tillsyn/A 2123-2026 tillsynsbegäran.docx
+++ b/tillsyn/A 2123-2026 tillsynsbegäran.docx
@@ -334,7 +334,7 @@
     <w:r>
       <w:tab/>
       <w:tab/>
-      <w:t>2026-10-11</w:t>
+      <w:t>2026-10-12</w:t>
       <w:br/>
       <w:br/>
     </w:r>

--- a/tillsyn/A 2123-2026 tillsynsbegäran.docx
+++ b/tillsyn/A 2123-2026 tillsynsbegäran.docx
@@ -334,7 +334,7 @@
     <w:r>
       <w:tab/>
       <w:tab/>
-      <w:t>2026-10-12</w:t>
+      <w:t>2026-10-13</w:t>
       <w:br/>
       <w:br/>
     </w:r>

--- a/tillsyn/A 2123-2026 tillsynsbegäran.docx
+++ b/tillsyn/A 2123-2026 tillsynsbegäran.docx
@@ -334,7 +334,7 @@
     <w:r>
       <w:tab/>
       <w:tab/>
-      <w:t>2026-10-13</w:t>
+      <w:t>2026-10-14</w:t>
       <w:br/>
       <w:br/>
     </w:r>

--- a/tillsyn/A 2123-2026 tillsynsbegäran.docx
+++ b/tillsyn/A 2123-2026 tillsynsbegäran.docx
@@ -334,7 +334,7 @@
     <w:r>
       <w:tab/>
       <w:tab/>
-      <w:t>2026-10-14</w:t>
+      <w:t>2026-10-15</w:t>
       <w:br/>
       <w:br/>
     </w:r>

--- a/tillsyn/A 2123-2026 tillsynsbegäran.docx
+++ b/tillsyn/A 2123-2026 tillsynsbegäran.docx
@@ -334,7 +334,7 @@
     <w:r>
       <w:tab/>
       <w:tab/>
-      <w:t>2026-10-15</w:t>
+      <w:t>2026-10-16</w:t>
       <w:br/>
       <w:br/>
     </w:r>

--- a/tillsyn/A 2123-2026 tillsynsbegäran.docx
+++ b/tillsyn/A 2123-2026 tillsynsbegäran.docx
@@ -334,7 +334,7 @@
     <w:r>
       <w:tab/>
       <w:tab/>
-      <w:t>2026-10-16</w:t>
+      <w:t>2026-10-17</w:t>
       <w:br/>
       <w:br/>
     </w:r>

--- a/tillsyn/A 2123-2026 tillsynsbegäran.docx
+++ b/tillsyn/A 2123-2026 tillsynsbegäran.docx
@@ -334,7 +334,7 @@
     <w:r>
       <w:tab/>
       <w:tab/>
-      <w:t>2026-10-17</w:t>
+      <w:t>2026-10-18</w:t>
       <w:br/>
       <w:br/>
     </w:r>

--- a/tillsyn/A 2123-2026 tillsynsbegäran.docx
+++ b/tillsyn/A 2123-2026 tillsynsbegäran.docx
@@ -334,7 +334,7 @@
     <w:r>
       <w:tab/>
       <w:tab/>
-      <w:t>2026-10-18</w:t>
+      <w:t>2026-10-19</w:t>
       <w:br/>
       <w:br/>
     </w:r>

--- a/tillsyn/A 2123-2026 tillsynsbegäran.docx
+++ b/tillsyn/A 2123-2026 tillsynsbegäran.docx
@@ -334,7 +334,7 @@
     <w:r>
       <w:tab/>
       <w:tab/>
-      <w:t>2026-10-19</w:t>
+      <w:t>2026-10-20</w:t>
       <w:br/>
       <w:br/>
     </w:r>

--- a/tillsyn/A 2123-2026 tillsynsbegäran.docx
+++ b/tillsyn/A 2123-2026 tillsynsbegäran.docx
@@ -334,7 +334,7 @@
     <w:r>
       <w:tab/>
       <w:tab/>
-      <w:t>2026-10-20</w:t>
+      <w:t>2026-10-21</w:t>
       <w:br/>
       <w:br/>
     </w:r>

--- a/tillsyn/A 2123-2026 tillsynsbegäran.docx
+++ b/tillsyn/A 2123-2026 tillsynsbegäran.docx
@@ -334,7 +334,7 @@
     <w:r>
       <w:tab/>
       <w:tab/>
-      <w:t>2026-10-21</w:t>
+      <w:t>2026-10-22</w:t>
       <w:br/>
       <w:br/>
     </w:r>

--- a/tillsyn/A 2123-2026 tillsynsbegäran.docx
+++ b/tillsyn/A 2123-2026 tillsynsbegäran.docx
@@ -334,7 +334,7 @@
     <w:r>
       <w:tab/>
       <w:tab/>
-      <w:t>2026-10-22</w:t>
+      <w:t>2026-10-23</w:t>
       <w:br/>
       <w:br/>
     </w:r>

--- a/tillsyn/A 2123-2026 tillsynsbegäran.docx
+++ b/tillsyn/A 2123-2026 tillsynsbegäran.docx
@@ -334,7 +334,7 @@
     <w:r>
       <w:tab/>
       <w:tab/>
-      <w:t>2026-10-23</w:t>
+      <w:t>2026-10-24</w:t>
       <w:br/>
       <w:br/>
     </w:r>

--- a/tillsyn/A 2123-2026 tillsynsbegäran.docx
+++ b/tillsyn/A 2123-2026 tillsynsbegäran.docx
@@ -334,7 +334,7 @@
     <w:r>
       <w:tab/>
       <w:tab/>
-      <w:t>2026-10-24</w:t>
+      <w:t>2026-10-25</w:t>
       <w:br/>
       <w:br/>
     </w:r>

--- a/tillsyn/A 2123-2026 tillsynsbegäran.docx
+++ b/tillsyn/A 2123-2026 tillsynsbegäran.docx
@@ -334,7 +334,7 @@
     <w:r>
       <w:tab/>
       <w:tab/>
-      <w:t>2026-10-25</w:t>
+      <w:t>2026-10-26</w:t>
       <w:br/>
       <w:br/>
     </w:r>

--- a/tillsyn/A 2123-2026 tillsynsbegäran.docx
+++ b/tillsyn/A 2123-2026 tillsynsbegäran.docx
@@ -334,7 +334,7 @@
     <w:r>
       <w:tab/>
       <w:tab/>
-      <w:t>2026-10-26</w:t>
+      <w:t>2026-10-27</w:t>
       <w:br/>
       <w:br/>
     </w:r>

--- a/tillsyn/A 2123-2026 tillsynsbegäran.docx
+++ b/tillsyn/A 2123-2026 tillsynsbegäran.docx
@@ -334,7 +334,7 @@
     <w:r>
       <w:tab/>
       <w:tab/>
-      <w:t>2026-10-27</w:t>
+      <w:t>2026-10-28</w:t>
       <w:br/>
       <w:br/>
     </w:r>

--- a/tillsyn/A 2123-2026 tillsynsbegäran.docx
+++ b/tillsyn/A 2123-2026 tillsynsbegäran.docx
@@ -334,7 +334,7 @@
     <w:r>
       <w:tab/>
       <w:tab/>
-      <w:t>2026-10-28</w:t>
+      <w:t>2026-10-29</w:t>
       <w:br/>
       <w:br/>
     </w:r>

--- a/tillsyn/A 2123-2026 tillsynsbegäran.docx
+++ b/tillsyn/A 2123-2026 tillsynsbegäran.docx
@@ -334,7 +334,7 @@
     <w:r>
       <w:tab/>
       <w:tab/>
-      <w:t>2026-10-29</w:t>
+      <w:t>2026-10-31</w:t>
       <w:br/>
       <w:br/>
     </w:r>
